--- a/Fase 1/Evidencias Individuales/Sebastian_Zuñiga_1.2_APT122_DiarioReflexionFase1.docx
+++ b/Fase 1/Evidencias Individuales/Sebastian_Zuñiga_1.2_APT122_DiarioReflexionFase1.docx
@@ -415,23 +415,8 @@
                 <w:szCs w:val="18"/>
                 <w:rtl w:val="0"/>
               </w:rPr>
-              <w:t xml:space="preserve"> lo que más me ha gustado fue entender y programar algoritmos, como es una estructuras de un sistema, desarrollar web, realizar  integraciones, utilizar html5, javaScript y CSS para diseños más novedosos acompañado de bootstrap, modificar proyectos desde un repositorio para trabajar remoto, etc.</w:t>
-            </w:r>
-            <w:r>
-              <w:rPr>
-                <w:rtl w:val="0"/>
-              </w:rPr>
-            </w:r>
-          </w:p>
-          <w:p>
-            <w:pPr>
-              <w:jc w:val="left"/>
-              <w:rPr>
-                <w:color w:val="767171"/>
-                <w:sz w:val="24"/>
-                <w:szCs w:val="24"/>
-              </w:rPr>
-            </w:pPr>
+              <w:t xml:space="preserve"> Lo que más me ha gustado ha sido comprender y desarrollar </w:t>
+            </w:r>
             <w:r>
               <w:rPr>
                 <w:b w:val="1"/>
@@ -440,7 +425,7 @@
                 <w:szCs w:val="18"/>
                 <w:rtl w:val="0"/>
               </w:rPr>
-              <w:t xml:space="preserve">ARQUITECTURA DE SOFTWARE:</w:t>
+              <w:t xml:space="preserve">algoritmos y estructuras de sistemas</w:t>
             </w:r>
             <w:r>
               <w:rPr>
@@ -448,22 +433,8 @@
                 <w:szCs w:val="18"/>
                 <w:rtl w:val="0"/>
               </w:rPr>
-              <w:t xml:space="preserve"> lo que más me ha gustado fue diseñar el modelo de proceso de negocios y flujos BPM, modelamiento avanzado de UML (Lenguaje unificado de modelado), conectar con servicios en la nube, etc.</w:t>
-            </w:r>
-            <w:r>
-              <w:rPr>
-                <w:rtl w:val="0"/>
-              </w:rPr>
-            </w:r>
-          </w:p>
-          <w:p>
-            <w:pPr>
-              <w:jc w:val="left"/>
-              <w:rPr>
-                <w:sz w:val="18"/>
-                <w:szCs w:val="18"/>
-              </w:rPr>
-            </w:pPr>
+              <w:t xml:space="preserve">, además de crear aplicaciones web e integraciones entre diferentes tecnologías. También he disfrutado trabajar con </w:t>
+            </w:r>
             <w:r>
               <w:rPr>
                 <w:b w:val="1"/>
@@ -472,7 +443,7 @@
                 <w:szCs w:val="18"/>
                 <w:rtl w:val="0"/>
               </w:rPr>
-              <w:t xml:space="preserve">ANÁLISIS Y PLANIFICACIÓN DE REQUERIMIENTOS INFORMÁTICOS: </w:t>
+              <w:t xml:space="preserve">HTML5, JavaScript, CSS y Bootstrap</w:t>
             </w:r>
             <w:r>
               <w:rPr>
@@ -480,17 +451,172 @@
                 <w:szCs w:val="18"/>
                 <w:rtl w:val="0"/>
               </w:rPr>
-              <w:t xml:space="preserve">lo que más me gustó fue trabajar bajo metodologías, utilizar herramientas de gestión para controlar los progresos y comunicación de los equipos, en ingeniería de requerimientos dominar los ciclos de vida de los requerimientos, también comprender los requerimientos de los clientes para poder dar mejores soluciones a sus proyectos.</w:t>
+              <w:t xml:space="preserve"> para desarrollar interfaces más modernas y funcionales, así como modificar y mantener proyectos desde repositorios para facilitar el trabajo remoto y colaborativo. </w:t>
+            </w:r>
+            <w:r>
+              <w:rPr>
+                <w:rtl w:val="0"/>
+              </w:rPr>
             </w:r>
           </w:p>
           <w:p>
             <w:pPr>
               <w:jc w:val="left"/>
+              <w:rPr>
+                <w:color w:val="767171"/>
+                <w:sz w:val="24"/>
+                <w:szCs w:val="24"/>
+              </w:rPr>
+            </w:pPr>
+            <w:r>
               <w:rPr>
                 <w:b w:val="1"/>
                 <w:bCs w:val="1"/>
                 <w:sz w:val="18"/>
                 <w:szCs w:val="18"/>
+                <w:rtl w:val="0"/>
+              </w:rPr>
+              <w:t xml:space="preserve">ARQUITECTURA DE SOFTWARE:</w:t>
+            </w:r>
+            <w:r>
+              <w:rPr>
+                <w:sz w:val="18"/>
+                <w:szCs w:val="18"/>
+                <w:rtl w:val="0"/>
+              </w:rPr>
+              <w:t xml:space="preserve"> Lo que más me ha gustado ha sido aprender a </w:t>
+            </w:r>
+            <w:r>
+              <w:rPr>
+                <w:b w:val="1"/>
+                <w:bCs w:val="1"/>
+                <w:sz w:val="18"/>
+                <w:szCs w:val="18"/>
+                <w:rtl w:val="0"/>
+              </w:rPr>
+              <w:t xml:space="preserve">diseñar y estructurar soluciones de software</w:t>
+            </w:r>
+            <w:r>
+              <w:rPr>
+                <w:sz w:val="18"/>
+                <w:szCs w:val="18"/>
+                <w:rtl w:val="0"/>
+              </w:rPr>
+              <w:t xml:space="preserve">, especialmente mediante modelos de procesos de negocio y flujos BPM. También me ha interesado el </w:t>
+            </w:r>
+            <w:r>
+              <w:rPr>
+                <w:b w:val="1"/>
+                <w:bCs w:val="1"/>
+                <w:sz w:val="18"/>
+                <w:szCs w:val="18"/>
+                <w:rtl w:val="0"/>
+              </w:rPr>
+              <w:t xml:space="preserve">modelamiento avanzado con UML</w:t>
+            </w:r>
+            <w:r>
+              <w:rPr>
+                <w:sz w:val="18"/>
+                <w:szCs w:val="18"/>
+                <w:rtl w:val="0"/>
+              </w:rPr>
+              <w:t xml:space="preserve">, la definición de componentes y la integración de sistemas con </w:t>
+            </w:r>
+            <w:r>
+              <w:rPr>
+                <w:b w:val="1"/>
+                <w:bCs w:val="1"/>
+                <w:sz w:val="18"/>
+                <w:szCs w:val="18"/>
+                <w:rtl w:val="0"/>
+              </w:rPr>
+              <w:t xml:space="preserve">servicios en la nube</w:t>
+            </w:r>
+            <w:r>
+              <w:rPr>
+                <w:sz w:val="18"/>
+                <w:szCs w:val="18"/>
+                <w:rtl w:val="0"/>
+              </w:rPr>
+              <w:t xml:space="preserve">, comprendiendo cómo cada elemento forma parte de una solución tecnológica. </w:t>
+            </w:r>
+            <w:r>
+              <w:rPr>
+                <w:rtl w:val="0"/>
+              </w:rPr>
+            </w:r>
+          </w:p>
+          <w:p>
+            <w:pPr>
+              <w:jc w:val="left"/>
+              <w:rPr>
+                <w:sz w:val="18"/>
+                <w:szCs w:val="18"/>
+              </w:rPr>
+            </w:pPr>
+            <w:r>
+              <w:rPr>
+                <w:b w:val="1"/>
+                <w:bCs w:val="1"/>
+                <w:sz w:val="18"/>
+                <w:szCs w:val="18"/>
+                <w:rtl w:val="0"/>
+              </w:rPr>
+              <w:t xml:space="preserve">ANÁLISIS Y PLANIFICACIÓN DE REQUERIMIENTOS INFORMÁTICOS: </w:t>
+            </w:r>
+            <w:r>
+              <w:rPr>
+                <w:sz w:val="18"/>
+                <w:szCs w:val="18"/>
+                <w:rtl w:val="0"/>
+              </w:rPr>
+              <w:t xml:space="preserve">Lo que más me ha gustado ha sido trabajar con </w:t>
+            </w:r>
+            <w:r>
+              <w:rPr>
+                <w:b w:val="1"/>
+                <w:bCs w:val="1"/>
+                <w:sz w:val="18"/>
+                <w:szCs w:val="18"/>
+                <w:rtl w:val="0"/>
+              </w:rPr>
+              <w:t xml:space="preserve">metodologías y herramientas de gestión</w:t>
+            </w:r>
+            <w:r>
+              <w:rPr>
+                <w:sz w:val="18"/>
+                <w:szCs w:val="18"/>
+                <w:rtl w:val="0"/>
+              </w:rPr>
+              <w:t xml:space="preserve"> para organizar proyectos, controlar avances y mejorar la comunicación entre los equipos. También he aprendido a gestionar el </w:t>
+            </w:r>
+            <w:r>
+              <w:rPr>
+                <w:b w:val="1"/>
+                <w:bCs w:val="1"/>
+                <w:sz w:val="18"/>
+                <w:szCs w:val="18"/>
+                <w:rtl w:val="0"/>
+              </w:rPr>
+              <w:t xml:space="preserve">ciclo de vida de los requerimientos</w:t>
+            </w:r>
+            <w:r>
+              <w:rPr>
+                <w:sz w:val="18"/>
+                <w:szCs w:val="18"/>
+                <w:rtl w:val="0"/>
+              </w:rPr>
+              <w:t xml:space="preserve">, comprendiendo las necesidades de los clientes para analizarlas y transformarlas en soluciones que respondan de mejor manera a sus proyectos. </w:t>
+            </w:r>
+          </w:p>
+          <w:p>
+            <w:pPr>
+              <w:jc w:val="left"/>
+              <w:rPr>
+                <w:b w:val="1"/>
+                <w:bCs w:val="1"/>
+                <w:sz w:val="18"/>
+                <w:szCs w:val="18"/>
               </w:rPr>
             </w:pPr>
             <w:r>
@@ -564,7 +690,27 @@
                 <w:szCs w:val="24"/>
                 <w:rtl w:val="0"/>
               </w:rPr>
-              <w:t xml:space="preserve">Claro que sí, y bastante, si bien aún no tengo la oportunidad de trabajar en proyectos informáticos (fuera de duoc), sé que he obtenido bastantes conocimientos que no poseía anteriormente, mi comprensión y resolución de problemas complejos ha mejorado mucho, he tenido que ponerme a prueba en bastantes ámbitos, espero que en alguna de todas las certificaciones pueda encontrar mi puesto y desarrollar al máximo mi potencial.</w:t>
+              <w:t xml:space="preserve">Sí, bastante. Si bien aún no he tenido la oportunidad de participar en proyectos informáticos fuera de Duoc UC, considero que he adquirido muchos conocimientos y habilidades que anteriormente no poseía. Mi capacidad para </w:t>
+            </w:r>
+            <w:r>
+              <w:rPr>
+                <w:b w:val="1"/>
+                <w:bCs w:val="1"/>
+                <w:color w:val="767171"/>
+                <w:sz w:val="24"/>
+                <w:szCs w:val="24"/>
+                <w:rtl w:val="0"/>
+              </w:rPr>
+              <w:t xml:space="preserve">analizar, comprender y resolver problemas complejos</w:t>
+            </w:r>
+            <w:r>
+              <w:rPr>
+                <w:color w:val="767171"/>
+                <w:sz w:val="24"/>
+                <w:szCs w:val="24"/>
+                <w:rtl w:val="0"/>
+              </w:rPr>
+              <w:t xml:space="preserve"> ha mejorado considerablemente, y durante mi formación he tenido la oportunidad de poner a prueba mis conocimientos en distintos ámbitos de la informática. Espero que, a través de alguna de las certificaciones obtenidas, pueda encontrar un área en la que desarrollarme profesionalmente y alcanzar mi máximo potencial. </w:t>
             </w:r>
           </w:p>
           <w:p>
@@ -901,16 +1047,18 @@
               </w:tabs>
               <w:jc w:val="both"/>
               <w:rPr>
-                <w:color w:val="767171"/>
-                <w:sz w:val="24"/>
-                <w:szCs w:val="24"/>
-              </w:rPr>
-            </w:pPr>
-            <w:r>
-              <w:rPr>
-                <w:color w:val="767171"/>
-                <w:sz w:val="24"/>
-                <w:szCs w:val="24"/>
+                <w:color w:val="ffffff"/>
+                <w:sz w:val="24"/>
+                <w:szCs w:val="24"/>
+                <w:highlight w:val="green"/>
+              </w:rPr>
+            </w:pPr>
+            <w:r>
+              <w:rPr>
+                <w:color w:val="ffffff"/>
+                <w:sz w:val="24"/>
+                <w:szCs w:val="24"/>
+                <w:highlight w:val="green"/>
                 <w:rtl w:val="0"/>
               </w:rPr>
               <w:t xml:space="preserve">Más desarrollados</w:t>
@@ -985,16 +1133,18 @@
               </w:tabs>
               <w:jc w:val="both"/>
               <w:rPr>
-                <w:color w:val="767171"/>
-                <w:sz w:val="24"/>
-                <w:szCs w:val="24"/>
-              </w:rPr>
-            </w:pPr>
-            <w:r>
-              <w:rPr>
-                <w:color w:val="767171"/>
-                <w:sz w:val="24"/>
-                <w:szCs w:val="24"/>
+                <w:color w:val="ffffff"/>
+                <w:sz w:val="24"/>
+                <w:szCs w:val="24"/>
+                <w:highlight w:val="red"/>
+              </w:rPr>
+            </w:pPr>
+            <w:r>
+              <w:rPr>
+                <w:color w:val="ffffff"/>
+                <w:sz w:val="24"/>
+                <w:szCs w:val="24"/>
+                <w:highlight w:val="red"/>
                 <w:rtl w:val="0"/>
               </w:rPr>
               <w:t xml:space="preserve">Menos desarrollados</w:t>
@@ -1466,6 +1616,7 @@
               <w:tabs>
                 <w:tab w:val="left" w:leader="none" w:pos="454"/>
               </w:tabs>
+              <w:spacing w:after="240" w:before="240" w:lineRule="auto"/>
               <w:jc w:val="both"/>
               <w:rPr>
                 <w:color w:val="767171"/>
@@ -1480,10 +1631,171 @@
                 <w:szCs w:val="24"/>
                 <w:rtl w:val="0"/>
               </w:rPr>
-              <w:t xml:space="preserve">Mis intereses profesionales se inclinan por la programación o desarrollo web, en la creación de interfaces visuales interactivas, la gestión de datos en servidores y la optimización de la experiencia del usuario.</w:t>
-              <w:br w:type="textWrapping"/>
-              <w:t xml:space="preserve">Área de desempeño: puntualmente desarrollo front-end; crear la parte visual y funcional con la que interactúan las personas usuarias mediante tecnologías como HTML, CSS y JavaScript. </w:t>
-            </w:r>
+              <w:t xml:space="preserve">Mis intereses profesionales se orientan principalmente hacia la </w:t>
+            </w:r>
+            <w:r>
+              <w:rPr>
+                <w:b w:val="1"/>
+                <w:bCs w:val="1"/>
+                <w:color w:val="767171"/>
+                <w:sz w:val="24"/>
+                <w:szCs w:val="24"/>
+                <w:rtl w:val="0"/>
+              </w:rPr>
+              <w:t xml:space="preserve">programación y el desarrollo web</w:t>
+            </w:r>
+            <w:r>
+              <w:rPr>
+                <w:color w:val="767171"/>
+                <w:sz w:val="24"/>
+                <w:szCs w:val="24"/>
+                <w:rtl w:val="0"/>
+              </w:rPr>
+              <w:t xml:space="preserve">, especialmente en la creación de interfaces visuales, interactivas y responsivas que permitan entregar una experiencia de usuario intuitiva y atractiva. También me interesa la </w:t>
+            </w:r>
+            <w:r>
+              <w:rPr>
+                <w:b w:val="1"/>
+                <w:bCs w:val="1"/>
+                <w:color w:val="767171"/>
+                <w:sz w:val="24"/>
+                <w:szCs w:val="24"/>
+                <w:rtl w:val="0"/>
+              </w:rPr>
+              <w:t xml:space="preserve">gestión y conexión de datos con servidores, integración de servicios y optimización del rendimiento</w:t>
+            </w:r>
+            <w:r>
+              <w:rPr>
+                <w:color w:val="767171"/>
+                <w:sz w:val="24"/>
+                <w:szCs w:val="24"/>
+                <w:rtl w:val="0"/>
+              </w:rPr>
+              <w:t xml:space="preserve">, buscando desarrollar soluciones funcionales, eficientes y adaptadas a las necesidades de las personas usuarias.</w:t>
+            </w:r>
+          </w:p>
+          <w:p>
+            <w:pPr>
+              <w:tabs>
+                <w:tab w:val="left" w:leader="none" w:pos="454"/>
+              </w:tabs>
+              <w:spacing w:after="240" w:before="240" w:lineRule="auto"/>
+              <w:jc w:val="both"/>
+              <w:rPr>
+                <w:color w:val="767171"/>
+                <w:sz w:val="24"/>
+                <w:szCs w:val="24"/>
+              </w:rPr>
+            </w:pPr>
+            <w:r>
+              <w:rPr>
+                <w:b w:val="1"/>
+                <w:bCs w:val="1"/>
+                <w:color w:val="767171"/>
+                <w:sz w:val="24"/>
+                <w:szCs w:val="24"/>
+                <w:rtl w:val="0"/>
+              </w:rPr>
+              <w:t xml:space="preserve">Área de desempeño:</w:t>
+            </w:r>
+            <w:r>
+              <w:rPr>
+                <w:color w:val="767171"/>
+                <w:sz w:val="24"/>
+                <w:szCs w:val="24"/>
+                <w:rtl w:val="0"/>
+              </w:rPr>
+              <w:t xml:space="preserve"> Mi principal interés se encuentra en el </w:t>
+            </w:r>
+            <w:r>
+              <w:rPr>
+                <w:b w:val="1"/>
+                <w:bCs w:val="1"/>
+                <w:color w:val="767171"/>
+                <w:sz w:val="24"/>
+                <w:szCs w:val="24"/>
+                <w:rtl w:val="0"/>
+              </w:rPr>
+              <w:t xml:space="preserve">desarrollo Front-End</w:t>
+            </w:r>
+            <w:r>
+              <w:rPr>
+                <w:color w:val="767171"/>
+                <w:sz w:val="24"/>
+                <w:szCs w:val="24"/>
+                <w:rtl w:val="0"/>
+              </w:rPr>
+              <w:t xml:space="preserve">, enfocado en construir la parte visual y funcional de las aplicaciones web con la que interactúan directamente las personas usuarias. Para ello, considero fundamental el uso de tecnologías como </w:t>
+            </w:r>
+            <w:r>
+              <w:rPr>
+                <w:b w:val="1"/>
+                <w:bCs w:val="1"/>
+                <w:color w:val="767171"/>
+                <w:sz w:val="24"/>
+                <w:szCs w:val="24"/>
+                <w:rtl w:val="0"/>
+              </w:rPr>
+              <w:t xml:space="preserve">HTML5, CSS y JavaScript</w:t>
+            </w:r>
+            <w:r>
+              <w:rPr>
+                <w:color w:val="767171"/>
+                <w:sz w:val="24"/>
+                <w:szCs w:val="24"/>
+                <w:rtl w:val="0"/>
+              </w:rPr>
+              <w:t xml:space="preserve">, </w:t>
+            </w:r>
+            <w:r>
+              <w:rPr>
+                <w:color w:val="767171"/>
+                <w:sz w:val="24"/>
+                <w:szCs w:val="24"/>
+                <w:rtl w:val="0"/>
+              </w:rPr>
+              <w:t xml:space="preserve">complementándolas</w:t>
+            </w:r>
+            <w:r>
+              <w:rPr>
+                <w:color w:val="767171"/>
+                <w:sz w:val="24"/>
+                <w:szCs w:val="24"/>
+                <w:rtl w:val="0"/>
+              </w:rPr>
+              <w:t xml:space="preserve"> con herramientas y frameworks que </w:t>
+            </w:r>
+            <w:r>
+              <w:rPr>
+                <w:color w:val="767171"/>
+                <w:sz w:val="24"/>
+                <w:szCs w:val="24"/>
+                <w:rtl w:val="0"/>
+              </w:rPr>
+              <w:t xml:space="preserve">permitan</w:t>
+            </w:r>
+            <w:r>
+              <w:rPr>
+                <w:color w:val="767171"/>
+                <w:sz w:val="24"/>
+                <w:szCs w:val="24"/>
+                <w:rtl w:val="0"/>
+              </w:rPr>
+              <w:t xml:space="preserve"> crear interfaces modernas, accesibles, responsivas y con una buena experiencia de usuario.</w:t>
+            </w:r>
+          </w:p>
+          <w:p>
+            <w:pPr>
+              <w:tabs>
+                <w:tab w:val="left" w:leader="none" w:pos="454"/>
+              </w:tabs>
+              <w:jc w:val="both"/>
+              <w:rPr>
+                <w:color w:val="767171"/>
+                <w:sz w:val="24"/>
+                <w:szCs w:val="24"/>
+              </w:rPr>
+            </w:pPr>
             <w:r>
               <w:rPr>
                 <w:rtl w:val="0"/>
@@ -3136,12 +3448,12 @@
               <wp:inline distB="0" distT="0" distL="0" distR="0">
                 <wp:extent cx="1996440" cy="428625"/>
                 <wp:effectExtent b="0" l="0" r="0" t="0"/>
-                <wp:docPr descr="http://www.duoc.cl/normasgraficas/normasgraficas/marca-duoc/6logo-fondo-transparente/fondo-transparente.png" id="17582" name="image1.png"/>
+                <wp:docPr descr="http://www.duoc.cl/normasgraficas/normasgraficas/marca-duoc/6logo-fondo-transparente/fondo-transparente.png" id="17582" name="image4.png"/>
                 <a:graphic>
                   <a:graphicData uri="http://schemas.openxmlformats.org/drawingml/2006/picture">
                     <pic:pic>
                       <pic:nvPicPr>
-                        <pic:cNvPr descr="http://www.duoc.cl/normasgraficas/normasgraficas/marca-duoc/6logo-fondo-transparente/fondo-transparente.png" id="0" name="image1.png"/>
+                        <pic:cNvPr descr="http://www.duoc.cl/normasgraficas/normasgraficas/marca-duoc/6logo-fondo-transparente/fondo-transparente.png" id="0" name="image4.png"/>
                         <pic:cNvPicPr preferRelativeResize="0"/>
                       </pic:nvPicPr>
                       <pic:blipFill>
@@ -3483,12 +3795,12 @@
               <wp:inline distB="0" distT="0" distL="0" distR="0">
                 <wp:extent cx="1908834" cy="470407"/>
                 <wp:effectExtent b="0" l="0" r="0" t="0"/>
-                <wp:docPr id="17583" name="image4.png"/>
+                <wp:docPr id="17583" name="image1.png"/>
                 <a:graphic>
                   <a:graphicData uri="http://schemas.openxmlformats.org/drawingml/2006/picture">
                     <pic:pic>
                       <pic:nvPicPr>
-                        <pic:cNvPr id="0" name="image4.png"/>
+                        <pic:cNvPr id="0" name="image1.png"/>
                         <pic:cNvPicPr preferRelativeResize="0"/>
                       </pic:nvPicPr>
                       <pic:blipFill>
